--- a/peer_review.docx
+++ b/peer_review.docx
@@ -105,25 +105,7 @@
         <w:rPr>
           <w:lang w:val="en-GB"/>
         </w:rPr>
-        <w:t xml:space="preserve">First task is </w:t>
-      </w:r>
-      <w:r>
-        <w:rPr>
-          <w:lang w:val="en-GB"/>
-        </w:rPr>
-        <w:t>great,</w:t>
-      </w:r>
-      <w:r>
-        <w:rPr>
-          <w:lang w:val="en-GB"/>
-        </w:rPr>
-        <w:t xml:space="preserve"> but it could be </w:t>
-      </w:r>
-      <w:r>
-        <w:rPr>
-          <w:lang w:val="en-GB"/>
-        </w:rPr>
-        <w:t>use</w:t>
+        <w:t>First task is great, but it could be use</w:t>
       </w:r>
       <w:r>
         <w:rPr>
@@ -154,13 +136,7 @@
         <w:rPr>
           <w:lang w:val="en-GB"/>
         </w:rPr>
-        <w:t xml:space="preserve">the </w:t>
-      </w:r>
-      <w:r>
-        <w:rPr>
-          <w:lang w:val="en-GB"/>
-        </w:rPr>
-        <w:t>convers</w:t>
+        <w:t>the convers</w:t>
       </w:r>
       <w:r>
         <w:rPr>
@@ -173,6 +149,19 @@
           <w:lang w:val="en-GB"/>
         </w:rPr>
         <w:t xml:space="preserve">from Fahrenheit to Celsius too. </w:t>
+      </w:r>
+    </w:p>
+    <w:p>
+      <w:pPr>
+        <w:rPr>
+          <w:lang w:val="en-GB"/>
+        </w:rPr>
+      </w:pPr>
+      <w:r>
+        <w:rPr>
+          <w:lang w:val="en-GB"/>
+        </w:rPr>
+        <w:t xml:space="preserve">The repository and requirements are well described but the research question is missing. </w:t>
       </w:r>
     </w:p>
     <w:sectPr>

--- a/peer_review.docx
+++ b/peer_review.docx
@@ -162,6 +162,26 @@
           <w:lang w:val="en-GB"/>
         </w:rPr>
         <w:t xml:space="preserve">The repository and requirements are well described but the research question is missing. </w:t>
+      </w:r>
+    </w:p>
+    <w:p>
+      <w:pPr>
+        <w:rPr>
+          <w:lang w:val="en-GB"/>
+        </w:rPr>
+      </w:pPr>
+    </w:p>
+    <w:p>
+      <w:pPr>
+        <w:rPr>
+          <w:lang w:val="en-GB"/>
+        </w:rPr>
+      </w:pPr>
+      <w:r>
+        <w:rPr>
+          <w:lang w:val="en-GB"/>
+        </w:rPr>
+        <w:t>Y is both, number space dot etc</w:t>
       </w:r>
     </w:p>
     <w:sectPr>
